--- a/tillsyn/A 35938-2026 tillsynsbegäran.docx
+++ b/tillsyn/A 35938-2026 tillsynsbegäran.docx
@@ -247,7 +247,7 @@
     <w:r>
       <w:tab/>
       <w:tab/>
-      <w:t>2026-09-02</w:t>
+      <w:t>2026-09-03</w:t>
       <w:br/>
       <w:br/>
     </w:r>

--- a/tillsyn/A 35938-2026 tillsynsbegäran.docx
+++ b/tillsyn/A 35938-2026 tillsynsbegäran.docx
@@ -247,7 +247,7 @@
     <w:r>
       <w:tab/>
       <w:tab/>
-      <w:t>2026-09-03</w:t>
+      <w:t>2026-09-04</w:t>
       <w:br/>
       <w:br/>
     </w:r>

--- a/tillsyn/A 35938-2026 tillsynsbegäran.docx
+++ b/tillsyn/A 35938-2026 tillsynsbegäran.docx
@@ -247,7 +247,7 @@
     <w:r>
       <w:tab/>
       <w:tab/>
-      <w:t>2026-09-04</w:t>
+      <w:t>2026-09-05</w:t>
       <w:br/>
       <w:br/>
     </w:r>

--- a/tillsyn/A 35938-2026 tillsynsbegäran.docx
+++ b/tillsyn/A 35938-2026 tillsynsbegäran.docx
@@ -247,7 +247,7 @@
     <w:r>
       <w:tab/>
       <w:tab/>
-      <w:t>2026-09-05</w:t>
+      <w:t>2026-09-06</w:t>
       <w:br/>
       <w:br/>
     </w:r>

--- a/tillsyn/A 35938-2026 tillsynsbegäran.docx
+++ b/tillsyn/A 35938-2026 tillsynsbegäran.docx
@@ -247,7 +247,7 @@
     <w:r>
       <w:tab/>
       <w:tab/>
-      <w:t>2026-09-06</w:t>
+      <w:t>2026-09-07</w:t>
       <w:br/>
       <w:br/>
     </w:r>

--- a/tillsyn/A 35938-2026 tillsynsbegäran.docx
+++ b/tillsyn/A 35938-2026 tillsynsbegäran.docx
@@ -247,7 +247,7 @@
     <w:r>
       <w:tab/>
       <w:tab/>
-      <w:t>2026-09-07</w:t>
+      <w:t>2026-09-08</w:t>
       <w:br/>
       <w:br/>
     </w:r>

--- a/tillsyn/A 35938-2026 tillsynsbegäran.docx
+++ b/tillsyn/A 35938-2026 tillsynsbegäran.docx
@@ -247,7 +247,7 @@
     <w:r>
       <w:tab/>
       <w:tab/>
-      <w:t>2026-09-08</w:t>
+      <w:t>2026-09-09</w:t>
       <w:br/>
       <w:br/>
     </w:r>

--- a/tillsyn/A 35938-2026 tillsynsbegäran.docx
+++ b/tillsyn/A 35938-2026 tillsynsbegäran.docx
@@ -247,7 +247,7 @@
     <w:r>
       <w:tab/>
       <w:tab/>
-      <w:t>2026-09-09</w:t>
+      <w:t>2026-09-10</w:t>
       <w:br/>
       <w:br/>
     </w:r>

--- a/tillsyn/A 35938-2026 tillsynsbegäran.docx
+++ b/tillsyn/A 35938-2026 tillsynsbegäran.docx
@@ -22,7 +22,7 @@
       <w:r>
         <w:drawing>
           <wp:inline xmlns:a="http://schemas.openxmlformats.org/drawingml/2006/main" xmlns:pic="http://schemas.openxmlformats.org/drawingml/2006/picture">
-            <wp:extent cx="5486400" cy="4664382"/>
+            <wp:extent cx="5486400" cy="4783160"/>
             <wp:docPr id="1" name="Picture 1"/>
             <wp:cNvGraphicFramePr>
               <a:graphicFrameLocks noChangeAspect="1"/>
@@ -43,7 +43,7 @@
                   <pic:spPr>
                     <a:xfrm>
                       <a:off x="0" y="0"/>
-                      <a:ext cx="5486400" cy="4664382"/>
+                      <a:ext cx="5486400" cy="4783160"/>
                     </a:xfrm>
                     <a:prstGeom prst="rect"/>
                   </pic:spPr>
@@ -60,12 +60,12 @@
         <w:spacing w:after="240"/>
       </w:pPr>
       <w:r>
-        <w:t>Figur 1. Fyndplatser för naturvårdsarter inom 14 meter från avverkningsanmälan. Markörer utan svart kant är placerade på fyndplatsen. Markörer med svart kant är placerade vid sidan av fyndplatsen och har ett svart streck som visar fyndplatsens exakta position. Kartans mittpunktskoordinat är N 6967940, E 420293 i SWEREF 99 TM.</w:t>
+        <w:t>Figur 1. Fyndplatser för naturvårdsarter inom 24 meter från avverkningsanmälan. Markörer utan svart kant är placerade på fyndplatsen. Markörer med svart kant är placerade vid sidan av fyndplatsen och har ett svart streck som visar fyndplatsens exakta position. Kartans mittpunktskoordinat är N 6967940, E 420293 i SWEREF 99 TM.</w:t>
       </w:r>
     </w:p>
     <w:p>
       <w:r>
-        <w:t>Inom 14 meter från avverkningsanmälan finns fynd av 1 naturvårdsarter, varav 1 är rödlistad och 1 är typisk (T): lappticka (VU, T). Se Figur 1.</w:t>
+        <w:t>Inom 24 meter från avverkningsanmälan finns fynd av 2 naturvårdsarter, varav 2 är rödlistade och 2 är typiska (T): gräddporing (VU, T) och lappticka (VU, T). Se Figur 1.</w:t>
       </w:r>
     </w:p>
     <w:p>
@@ -97,6 +97,26 @@
     <w:p>
       <w:r>
         <w:t>Nedan följer beskrivningar av de naturvårdsarter och fridlysta arter som har sina livsmiljöer och växtplatser i den avverkningsanmälda skogen. De påträffade naturvårdsarterna är ett tydligt kvitto på att det rör sig om en skog med höga naturvärden.</w:t>
+      </w:r>
+    </w:p>
+    <w:p>
+      <w:r>
+        <w:rPr>
+          <w:b/>
+        </w:rPr>
+        <w:t>Gräddporing (VU)</w:t>
+      </w:r>
+      <w:r>
+        <w:t xml:space="preserve"> växer nästan enbart i urskogsartad barrskog på gamla, kraftigt murkna, grova och mossbelupna tallågor i något fuktiga och skuggiga lägen. Arten är placerad högst upp i Skogsstyrelsens värdepyramid för bedömning av skog med höga naturvärden och indikerar gamla och relativt orörda tallnaturskogar med höga naturvärden där det under låg tid kontinuerligt funnits inslag av grova tallågor. För att på sikt hejda artens vikande trend behöver merparten av gräddporingens nu kända växtplatser undantas från skogsbruk. Gräddporing är typisk art för </w:t>
+      </w:r>
+      <w:r>
+        <w:rPr>
+          <w:i/>
+        </w:rPr>
+        <w:t>9010 Taiga</w:t>
+      </w:r>
+      <w:r>
+        <w:t xml:space="preserve"> (SLU Artdatabanken, 2024; Nitare &amp; Skogsstyrelsen, 2019).</w:t>
       </w:r>
     </w:p>
     <w:p>
@@ -247,7 +267,7 @@
     <w:r>
       <w:tab/>
       <w:tab/>
-      <w:t>2026-09-10</w:t>
+      <w:t>2026-09-11</w:t>
       <w:br/>
       <w:br/>
     </w:r>

--- a/tillsyn/A 35938-2026 tillsynsbegäran.docx
+++ b/tillsyn/A 35938-2026 tillsynsbegäran.docx
@@ -267,7 +267,7 @@
     <w:r>
       <w:tab/>
       <w:tab/>
-      <w:t>2026-09-11</w:t>
+      <w:t>2026-09-12</w:t>
       <w:br/>
       <w:br/>
     </w:r>

--- a/tillsyn/A 35938-2026 tillsynsbegäran.docx
+++ b/tillsyn/A 35938-2026 tillsynsbegäran.docx
@@ -267,7 +267,7 @@
     <w:r>
       <w:tab/>
       <w:tab/>
-      <w:t>2026-09-12</w:t>
+      <w:t>2026-09-13</w:t>
       <w:br/>
       <w:br/>
     </w:r>
